--- a/exams/exam3_practice1.docx
+++ b/exams/exam3_practice1.docx
@@ -558,21 +558,7 @@
         <w:rPr>
           <w:rFonts w:ascii="Times New Roman" w:hAnsi="Times New Roman" w:cs="Times New Roman"/>
         </w:rPr>
-        <w:t xml:space="preserve">What is the value of </w:t>
-      </w:r>
-      <w:proofErr w:type="gramStart"/>
-      <w:r>
-        <w:rPr>
-          <w:rFonts w:ascii="Times New Roman" w:hAnsi="Times New Roman" w:cs="Times New Roman"/>
-        </w:rPr>
-        <w:t>the machinery</w:t>
-      </w:r>
-      <w:proofErr w:type="gramEnd"/>
-      <w:r>
-        <w:rPr>
-          <w:rFonts w:ascii="Times New Roman" w:hAnsi="Times New Roman" w:cs="Times New Roman"/>
-        </w:rPr>
-        <w:t xml:space="preserve"> after 2 years? </w:t>
+        <w:t xml:space="preserve">What is the value of the machinery after 2 years? </w:t>
       </w:r>
     </w:p>
     <w:p>
@@ -708,21 +694,7 @@
         <w:rPr>
           <w:rFonts w:ascii="Times New Roman" w:hAnsi="Times New Roman" w:cs="Times New Roman"/>
         </w:rPr>
-        <w:t xml:space="preserve"> wealthy family member has </w:t>
-      </w:r>
-      <w:proofErr w:type="gramStart"/>
-      <w:r>
-        <w:rPr>
-          <w:rFonts w:ascii="Times New Roman" w:hAnsi="Times New Roman" w:cs="Times New Roman"/>
-        </w:rPr>
-        <w:t>funded</w:t>
-      </w:r>
-      <w:proofErr w:type="gramEnd"/>
-      <w:r>
-        <w:rPr>
-          <w:rFonts w:ascii="Times New Roman" w:hAnsi="Times New Roman" w:cs="Times New Roman"/>
-        </w:rPr>
-        <w:t xml:space="preserve"> an annuity that will pay you $1500 at the end of each year for six years. If the interest rate is 8%, compounded annually, find the present value of the annuity. </w:t>
+        <w:t xml:space="preserve"> wealthy family member has funded an annuity that will pay you $1500 at the end of each year for six years. If the interest rate is 8%, compounded annually, find the present value of the annuity. </w:t>
       </w:r>
       <w:r>
         <w:rPr>
@@ -777,7 +749,19 @@
         <w:rPr>
           <w:rFonts w:ascii="Times New Roman" w:hAnsi="Times New Roman" w:cs="Times New Roman"/>
         </w:rPr>
-        <w:t xml:space="preserve">The average used car price is $32,000. The average interest rate is currently 6.39% for a 60-month loan (5 years). If you have $5,000 for a down payment, </w:t>
+        <w:t xml:space="preserve">The average used car price is $32,000. The average </w:t>
+      </w:r>
+      <w:r>
+        <w:rPr>
+          <w:rFonts w:ascii="Times New Roman" w:hAnsi="Times New Roman" w:cs="Times New Roman"/>
+        </w:rPr>
+        <w:t xml:space="preserve">annual </w:t>
+      </w:r>
+      <w:r>
+        <w:rPr>
+          <w:rFonts w:ascii="Times New Roman" w:hAnsi="Times New Roman" w:cs="Times New Roman"/>
+        </w:rPr>
+        <w:t xml:space="preserve">interest rate is currently 6.39% for a 60-month loan (5 years). If you have $5,000 for a down payment, </w:t>
       </w:r>
       <w:r>
         <w:rPr>
@@ -900,7 +884,19 @@
         <w:rPr>
           <w:rFonts w:ascii="Times New Roman" w:hAnsi="Times New Roman" w:cs="Times New Roman"/>
         </w:rPr>
-        <w:t xml:space="preserve">. Assume an interest rate of </w:t>
+        <w:t xml:space="preserve">. Assume an </w:t>
+      </w:r>
+      <w:r>
+        <w:rPr>
+          <w:rFonts w:ascii="Times New Roman" w:hAnsi="Times New Roman" w:cs="Times New Roman"/>
+        </w:rPr>
+        <w:t xml:space="preserve">annual </w:t>
+      </w:r>
+      <w:r>
+        <w:rPr>
+          <w:rFonts w:ascii="Times New Roman" w:hAnsi="Times New Roman" w:cs="Times New Roman"/>
+        </w:rPr>
+        <w:t xml:space="preserve">interest rate of </w:t>
       </w:r>
       <w:r>
         <w:rPr>

--- a/exams/exam3_practice1.docx
+++ b/exams/exam3_practice1.docx
@@ -558,7 +558,21 @@
         <w:rPr>
           <w:rFonts w:ascii="Times New Roman" w:hAnsi="Times New Roman" w:cs="Times New Roman"/>
         </w:rPr>
-        <w:t xml:space="preserve">What is the value of the machinery after 2 years? </w:t>
+        <w:t xml:space="preserve">What is the value of </w:t>
+      </w:r>
+      <w:proofErr w:type="gramStart"/>
+      <w:r>
+        <w:rPr>
+          <w:rFonts w:ascii="Times New Roman" w:hAnsi="Times New Roman" w:cs="Times New Roman"/>
+        </w:rPr>
+        <w:t>the machinery</w:t>
+      </w:r>
+      <w:proofErr w:type="gramEnd"/>
+      <w:r>
+        <w:rPr>
+          <w:rFonts w:ascii="Times New Roman" w:hAnsi="Times New Roman" w:cs="Times New Roman"/>
+        </w:rPr>
+        <w:t xml:space="preserve"> after 2 years? </w:t>
       </w:r>
     </w:p>
     <w:p>
@@ -694,7 +708,21 @@
         <w:rPr>
           <w:rFonts w:ascii="Times New Roman" w:hAnsi="Times New Roman" w:cs="Times New Roman"/>
         </w:rPr>
-        <w:t xml:space="preserve"> wealthy family member has funded an annuity that will pay you $1500 at the end of each year for six years. If the interest rate is 8%, compounded annually, find the present value of the annuity. </w:t>
+        <w:t xml:space="preserve"> wealthy family member has </w:t>
+      </w:r>
+      <w:proofErr w:type="gramStart"/>
+      <w:r>
+        <w:rPr>
+          <w:rFonts w:ascii="Times New Roman" w:hAnsi="Times New Roman" w:cs="Times New Roman"/>
+        </w:rPr>
+        <w:t>funded</w:t>
+      </w:r>
+      <w:proofErr w:type="gramEnd"/>
+      <w:r>
+        <w:rPr>
+          <w:rFonts w:ascii="Times New Roman" w:hAnsi="Times New Roman" w:cs="Times New Roman"/>
+        </w:rPr>
+        <w:t xml:space="preserve"> an annuity that will pay you $1500 at the end of each year for six years. If the interest rate is 8%, compounded annually, find the present value of the annuity. </w:t>
       </w:r>
       <w:r>
         <w:rPr>
